--- a/05 Short Qs.docx
+++ b/05 Short Qs.docx
@@ -1038,8 +1038,350 @@
     <w:p>
       <w:pPr>
         <w:pStyle w:val="ListParagraph"/>
-      </w:pPr>
-    </w:p>
+        <w:numPr>
+          <w:ilvl w:val="0"/>
+          <w:numId w:val="2"/>
+        </w:numPr>
+      </w:pPr>
+      <w:r>
+        <w:t>What were the main two sub components of the phonological loop</w:t>
+      </w:r>
+    </w:p>
+    <w:p>
+      <w:pPr>
+        <w:pStyle w:val="ListParagraph"/>
+        <w:numPr>
+          <w:ilvl w:val="0"/>
+          <w:numId w:val="2"/>
+        </w:numPr>
+      </w:pPr>
+      <w:r>
+        <w:t>Who proposed this idea</w:t>
+      </w:r>
+    </w:p>
+    <w:p>
+      <w:pPr>
+        <w:pStyle w:val="ListParagraph"/>
+        <w:numPr>
+          <w:ilvl w:val="0"/>
+          <w:numId w:val="2"/>
+        </w:numPr>
+      </w:pPr>
+      <w:r>
+        <w:t>What does each component do</w:t>
+      </w:r>
+    </w:p>
+    <w:p>
+      <w:pPr>
+        <w:pStyle w:val="ListParagraph"/>
+        <w:numPr>
+          <w:ilvl w:val="0"/>
+          <w:numId w:val="2"/>
+        </w:numPr>
+      </w:pPr>
+      <w:r>
+        <w:t>What does articulatory suppression eliminate</w:t>
+      </w:r>
+    </w:p>
+    <w:p>
+      <w:pPr>
+        <w:pStyle w:val="ListParagraph"/>
+        <w:numPr>
+          <w:ilvl w:val="0"/>
+          <w:numId w:val="2"/>
+        </w:numPr>
+      </w:pPr>
+      <w:r>
+        <w:t xml:space="preserve">Two sub components of the </w:t>
+      </w:r>
+      <w:proofErr w:type="spellStart"/>
+      <w:r>
+        <w:t>visuo</w:t>
+      </w:r>
+      <w:proofErr w:type="spellEnd"/>
+      <w:r>
+        <w:t xml:space="preserve"> spatial sketchpad</w:t>
+      </w:r>
+    </w:p>
+    <w:p>
+      <w:pPr>
+        <w:pStyle w:val="ListParagraph"/>
+        <w:numPr>
+          <w:ilvl w:val="0"/>
+          <w:numId w:val="2"/>
+        </w:numPr>
+      </w:pPr>
+      <w:r>
+        <w:t>What does each do</w:t>
+      </w:r>
+    </w:p>
+    <w:p>
+      <w:pPr>
+        <w:pStyle w:val="ListParagraph"/>
+        <w:numPr>
+          <w:ilvl w:val="0"/>
+          <w:numId w:val="2"/>
+        </w:numPr>
+      </w:pPr>
+      <w:r>
+        <w:t>What does clinical studies show on impairment and the results of the components</w:t>
+      </w:r>
+    </w:p>
+    <w:p>
+      <w:pPr>
+        <w:pStyle w:val="ListParagraph"/>
+        <w:numPr>
+          <w:ilvl w:val="0"/>
+          <w:numId w:val="2"/>
+        </w:numPr>
+      </w:pPr>
+      <w:r>
+        <w:t>How can information from visual and phonological loop combine and linked to multi modular information in the LTM</w:t>
+      </w:r>
+    </w:p>
+    <w:p>
+      <w:pPr>
+        <w:pStyle w:val="ListParagraph"/>
+        <w:numPr>
+          <w:ilvl w:val="0"/>
+          <w:numId w:val="2"/>
+        </w:numPr>
+      </w:pPr>
+      <w:r>
+        <w:t>Can it be used to store passages for a short period</w:t>
+      </w:r>
+    </w:p>
+    <w:p>
+      <w:pPr>
+        <w:pStyle w:val="ListParagraph"/>
+        <w:numPr>
+          <w:ilvl w:val="0"/>
+          <w:numId w:val="2"/>
+        </w:numPr>
+      </w:pPr>
+      <w:r>
+        <w:t>Why is not found in Alzheimer patients</w:t>
+      </w:r>
+    </w:p>
+    <w:p>
+      <w:pPr>
+        <w:pStyle w:val="ListParagraph"/>
+        <w:numPr>
+          <w:ilvl w:val="0"/>
+          <w:numId w:val="2"/>
+        </w:numPr>
+      </w:pPr>
+      <w:r>
+        <w:t>What impairment do they also have</w:t>
+      </w:r>
+    </w:p>
+    <w:p>
+      <w:pPr>
+        <w:pStyle w:val="ListParagraph"/>
+        <w:numPr>
+          <w:ilvl w:val="0"/>
+          <w:numId w:val="2"/>
+        </w:numPr>
+      </w:pPr>
+      <w:r>
+        <w:t>Does this component involve conscious awareness</w:t>
+      </w:r>
+    </w:p>
+    <w:p>
+      <w:pPr>
+        <w:pStyle w:val="ListParagraph"/>
+        <w:numPr>
+          <w:ilvl w:val="0"/>
+          <w:numId w:val="2"/>
+        </w:numPr>
+      </w:pPr>
+      <w:proofErr w:type="spellStart"/>
+      <w:r>
+        <w:t>Whats</w:t>
+      </w:r>
+      <w:proofErr w:type="spellEnd"/>
+      <w:r>
+        <w:t xml:space="preserve"> the central executive thought to do</w:t>
+      </w:r>
+    </w:p>
+    <w:p>
+      <w:pPr>
+        <w:pStyle w:val="ListParagraph"/>
+        <w:numPr>
+          <w:ilvl w:val="0"/>
+          <w:numId w:val="2"/>
+        </w:numPr>
+      </w:pPr>
+      <w:r>
+        <w:t>What was the first proposal</w:t>
+      </w:r>
+    </w:p>
+    <w:p>
+      <w:pPr>
+        <w:pStyle w:val="ListParagraph"/>
+        <w:numPr>
+          <w:ilvl w:val="0"/>
+          <w:numId w:val="2"/>
+        </w:numPr>
+      </w:pPr>
+      <w:r>
+        <w:t>What do more recent research show</w:t>
+      </w:r>
+    </w:p>
+    <w:p>
+      <w:pPr>
+        <w:pStyle w:val="ListParagraph"/>
+        <w:numPr>
+          <w:ilvl w:val="0"/>
+          <w:numId w:val="2"/>
+        </w:numPr>
+      </w:pPr>
+      <w:r>
+        <w:t>What are the three components and what does each do</w:t>
+      </w:r>
+    </w:p>
+    <w:p>
+      <w:pPr>
+        <w:pStyle w:val="ListParagraph"/>
+        <w:numPr>
+          <w:ilvl w:val="0"/>
+          <w:numId w:val="2"/>
+        </w:numPr>
+      </w:pPr>
+      <w:proofErr w:type="spellStart"/>
+      <w:r>
+        <w:t>Whats</w:t>
+      </w:r>
+      <w:proofErr w:type="spellEnd"/>
+      <w:r>
+        <w:t xml:space="preserve"> dysexecutive syndrome</w:t>
+      </w:r>
+    </w:p>
+    <w:p>
+      <w:pPr>
+        <w:pStyle w:val="ListParagraph"/>
+        <w:numPr>
+          <w:ilvl w:val="0"/>
+          <w:numId w:val="2"/>
+        </w:numPr>
+      </w:pPr>
+      <w:proofErr w:type="spellStart"/>
+      <w:r>
+        <w:t>Whats</w:t>
+      </w:r>
+      <w:proofErr w:type="spellEnd"/>
+      <w:r>
+        <w:t xml:space="preserve"> the feature model of memory</w:t>
+      </w:r>
+    </w:p>
+    <w:p>
+      <w:pPr>
+        <w:pStyle w:val="ListParagraph"/>
+        <w:numPr>
+          <w:ilvl w:val="0"/>
+          <w:numId w:val="2"/>
+        </w:numPr>
+      </w:pPr>
+      <w:proofErr w:type="spellStart"/>
+      <w:r>
+        <w:lastRenderedPageBreak/>
+        <w:t>Whats</w:t>
+      </w:r>
+      <w:proofErr w:type="spellEnd"/>
+      <w:r>
+        <w:t xml:space="preserve"> the embedded processes theory</w:t>
+      </w:r>
+    </w:p>
+    <w:p>
+      <w:pPr>
+        <w:pStyle w:val="ListParagraph"/>
+        <w:numPr>
+          <w:ilvl w:val="0"/>
+          <w:numId w:val="2"/>
+        </w:numPr>
+      </w:pPr>
+      <w:proofErr w:type="spellStart"/>
+      <w:r>
+        <w:t>Whats</w:t>
+      </w:r>
+      <w:proofErr w:type="spellEnd"/>
+      <w:r>
+        <w:t xml:space="preserve"> controlled attention theory</w:t>
+      </w:r>
+    </w:p>
+    <w:p>
+      <w:pPr>
+        <w:pStyle w:val="ListParagraph"/>
+        <w:numPr>
+          <w:ilvl w:val="0"/>
+          <w:numId w:val="2"/>
+        </w:numPr>
+      </w:pPr>
+      <w:r>
+        <w:t>What does operational span correlate to</w:t>
+      </w:r>
+    </w:p>
+    <w:p>
+      <w:pPr>
+        <w:pStyle w:val="ListParagraph"/>
+        <w:numPr>
+          <w:ilvl w:val="0"/>
+          <w:numId w:val="2"/>
+        </w:numPr>
+      </w:pPr>
+      <w:r>
+        <w:t>What does a low operational span indicate</w:t>
+      </w:r>
+    </w:p>
+    <w:p>
+      <w:pPr>
+        <w:pStyle w:val="ListParagraph"/>
+        <w:numPr>
+          <w:ilvl w:val="0"/>
+          <w:numId w:val="2"/>
+        </w:numPr>
+      </w:pPr>
+      <w:r>
+        <w:t>How did they try to train WM</w:t>
+      </w:r>
+    </w:p>
+    <w:p>
+      <w:pPr>
+        <w:pStyle w:val="ListParagraph"/>
+        <w:numPr>
+          <w:ilvl w:val="0"/>
+          <w:numId w:val="2"/>
+        </w:numPr>
+      </w:pPr>
+      <w:r>
+        <w:t>Is it possible</w:t>
+      </w:r>
+    </w:p>
+    <w:p>
+      <w:pPr>
+        <w:pStyle w:val="ListParagraph"/>
+        <w:numPr>
+          <w:ilvl w:val="0"/>
+          <w:numId w:val="2"/>
+        </w:numPr>
+      </w:pPr>
+      <w:r>
+        <w:t>Locate the central executive, phonological loop, spatial tasks, articulatory control process and visual cache in the brain What does frontal lobes involve in</w:t>
+      </w:r>
+    </w:p>
+    <w:p>
+      <w:pPr>
+        <w:pStyle w:val="ListParagraph"/>
+        <w:numPr>
+          <w:ilvl w:val="0"/>
+          <w:numId w:val="2"/>
+        </w:numPr>
+      </w:pPr>
+      <w:r>
+        <w:t>Can WM traces happen in silent, how?</w:t>
+      </w:r>
+    </w:p>
+    <w:p/>
     <w:sectPr>
       <w:pgSz w:w="11906" w:h="16838"/>
       <w:pgMar w:top="1440" w:right="1440" w:bottom="1440" w:left="1440" w:header="708" w:footer="708" w:gutter="0"/>
